--- a/ru/wisdom-stories/gifts-of-allah.docx
+++ b/ru/wisdom-stories/gifts-of-allah.docx
@@ -40,7 +40,7 @@
         <w:rPr>
           <w:lang/>
         </w:rPr>
-        <w:t>Получив силу — насколько справедливо её применял;</w:t>
+        <w:t>Получил силу — насколько справедливо её применял?</w:t>
       </w:r>
     </w:p>
     <w:p>
@@ -53,7 +53,7 @@
         <w:rPr>
           <w:lang/>
         </w:rPr>
-        <w:t>Получив власть — насколько милосердно относился к людям;</w:t>
+        <w:t>Получил власть — насколько милосердно относился к людям?</w:t>
       </w:r>
     </w:p>
     <w:p>
@@ -66,7 +66,7 @@
         <w:rPr>
           <w:lang/>
         </w:rPr>
-        <w:t>Получив богатство — насколько честно и щедро использовал его во благо;</w:t>
+        <w:t>Получил богатство — насколько честно и щедро использовал его во благо?</w:t>
       </w:r>
     </w:p>
     <w:p>
@@ -79,7 +79,7 @@
         <w:rPr>
           <w:lang/>
         </w:rPr>
-        <w:t>Обретя покой и благополучие — умел ли ценить их и быть благодарным;</w:t>
+        <w:t>Обрёл покой и благополучие — умел ли ценить их и быть благодарным?</w:t>
       </w:r>
     </w:p>
     <w:p>
@@ -92,7 +92,7 @@
         <w:rPr>
           <w:lang/>
         </w:rPr>
-        <w:t>Встретив спутника жизни — хранил ли верность, проявлял ли заботу;</w:t>
+        <w:t>Встретил спутника жизни — хранил ли верность, проявлял ли заботу?</w:t>
       </w:r>
     </w:p>
     <w:p>
@@ -105,7 +105,7 @@
         <w:rPr>
           <w:lang/>
         </w:rPr>
-        <w:t>Став родителем — растил ли ребёнка с любовью, терпением и ответственностью.</w:t>
+        <w:t>Стал родителем — растил ли ребёнка с любовью, терпением и ответственностью?</w:t>
       </w:r>
     </w:p>
     <w:p>
@@ -126,7 +126,7 @@
         <w:rPr>
           <w:lang/>
         </w:rPr>
-        <w:t xml:space="preserve"> Каждое благо — ещё и испытание. О человеке судят по тому, как он ценит дарованное ему и в какие поступки воплощает свою благодарность.</w:t>
+        <w:t xml:space="preserve"> Каждое благо — ещё и испытание. О человеке судят по тому, как он ценит дарованное ему и как выражает свою благодарность в поступках.</w:t>
       </w:r>
     </w:p>
     <w:p>

--- a/ru/wisdom-stories/gifts-of-allah.docx
+++ b/ru/wisdom-stories/gifts-of-allah.docx
@@ -27,7 +27,7 @@
         <w:rPr>
           <w:lang/>
         </w:rPr>
-        <w:t>Каждое благо, дарованное Богом, несёт с собой ответственность. Человеку предстоит ответить за то, как он распорядился дарованным:</w:t>
+        <w:t>Каждое благо, дарованное Аллахом, несёт с собой ответственность. Человеку предстоит ответить за то, как он распорядился дарованным:</w:t>
       </w:r>
     </w:p>
     <w:p>
